--- a/Ansible to Orchestrator Transition/InProgress/Get Datastores Greater than 75 Percent Used/Documentation/02_Design_Document.docx
+++ b/Ansible to Orchestrator Transition/InProgress/Get Datastores Greater than 75 Percent Used/Documentation/02_Design_Document.docx
@@ -10,7 +10,7 @@
           <w:sz w:val="22"/>
           <w:szCs w:val="24"/>
         </w:rPr>
-        <w:id w:val="837274677"/>
+        <w:id w:val="-1689059462"/>
         <w:docPartObj>
           <w:docPartGallery w:val="Table of Contents"/>
           <w:docPartUnique/>
@@ -51,7 +51,7 @@
           <w:r>
             <w:fldChar w:fldCharType="separate"/>
           </w:r>
-          <w:hyperlink w:anchor="_Toc237256678" w:history="1">
+          <w:hyperlink w:anchor="_Toc237519854" w:history="1">
             <w:r>
               <w:rPr>
                 <w:rStyle w:val="Hyperlink"/>
@@ -78,7 +78,7 @@
                 <w:noProof/>
                 <w:webHidden/>
               </w:rPr>
-              <w:instrText xml:space="preserve"> PAGEREF _Toc237256678 \h </w:instrText>
+              <w:instrText xml:space="preserve"> PAGEREF _Toc237519854 \h </w:instrText>
             </w:r>
             <w:r>
               <w:rPr>
@@ -125,7 +125,7 @@
               <w14:ligatures w14:val="standardContextual"/>
             </w:rPr>
           </w:pPr>
-          <w:hyperlink w:anchor="_Toc237256679" w:history="1">
+          <w:hyperlink w:anchor="_Toc237519855" w:history="1">
             <w:r>
               <w:rPr>
                 <w:rStyle w:val="Hyperlink"/>
@@ -152,7 +152,7 @@
                 <w:noProof/>
                 <w:webHidden/>
               </w:rPr>
-              <w:instrText xml:space="preserve"> PAGEREF _Toc237256679 \h </w:instrText>
+              <w:instrText xml:space="preserve"> PAGEREF _Toc237519855 \h </w:instrText>
             </w:r>
             <w:r>
               <w:rPr>
@@ -199,7 +199,7 @@
               <w14:ligatures w14:val="standardContextual"/>
             </w:rPr>
           </w:pPr>
-          <w:hyperlink w:anchor="_Toc237256680" w:history="1">
+          <w:hyperlink w:anchor="_Toc237519856" w:history="1">
             <w:r>
               <w:rPr>
                 <w:rStyle w:val="Hyperlink"/>
@@ -226,7 +226,7 @@
                 <w:noProof/>
                 <w:webHidden/>
               </w:rPr>
-              <w:instrText xml:space="preserve"> PAGEREF _Toc237256680 \h </w:instrText>
+              <w:instrText xml:space="preserve"> PAGEREF _Toc237519856 \h </w:instrText>
             </w:r>
             <w:r>
               <w:rPr>
@@ -273,7 +273,7 @@
               <w14:ligatures w14:val="standardContextual"/>
             </w:rPr>
           </w:pPr>
-          <w:hyperlink w:anchor="_Toc237256681" w:history="1">
+          <w:hyperlink w:anchor="_Toc237519857" w:history="1">
             <w:r>
               <w:rPr>
                 <w:rStyle w:val="Hyperlink"/>
@@ -300,7 +300,7 @@
                 <w:noProof/>
                 <w:webHidden/>
               </w:rPr>
-              <w:instrText xml:space="preserve"> PAGEREF _Toc237256681 \h </w:instrText>
+              <w:instrText xml:space="preserve"> PAGEREF _Toc237519857 \h </w:instrText>
             </w:r>
             <w:r>
               <w:rPr>
@@ -347,7 +347,7 @@
               <w14:ligatures w14:val="standardContextual"/>
             </w:rPr>
           </w:pPr>
-          <w:hyperlink w:anchor="_Toc237256682" w:history="1">
+          <w:hyperlink w:anchor="_Toc237519858" w:history="1">
             <w:r>
               <w:rPr>
                 <w:rStyle w:val="Hyperlink"/>
@@ -374,7 +374,7 @@
                 <w:noProof/>
                 <w:webHidden/>
               </w:rPr>
-              <w:instrText xml:space="preserve"> PAGEREF _Toc237256682 \h </w:instrText>
+              <w:instrText xml:space="preserve"> PAGEREF _Toc237519858 \h </w:instrText>
             </w:r>
             <w:r>
               <w:rPr>
@@ -421,7 +421,7 @@
               <w14:ligatures w14:val="standardContextual"/>
             </w:rPr>
           </w:pPr>
-          <w:hyperlink w:anchor="_Toc237256683" w:history="1">
+          <w:hyperlink w:anchor="_Toc237519859" w:history="1">
             <w:r>
               <w:rPr>
                 <w:rStyle w:val="Hyperlink"/>
@@ -448,7 +448,7 @@
                 <w:noProof/>
                 <w:webHidden/>
               </w:rPr>
-              <w:instrText xml:space="preserve"> PAGEREF _Toc237256683 \h </w:instrText>
+              <w:instrText xml:space="preserve"> PAGEREF _Toc237519859 \h </w:instrText>
             </w:r>
             <w:r>
               <w:rPr>
@@ -495,7 +495,7 @@
               <w14:ligatures w14:val="standardContextual"/>
             </w:rPr>
           </w:pPr>
-          <w:hyperlink w:anchor="_Toc237256684" w:history="1">
+          <w:hyperlink w:anchor="_Toc237519860" w:history="1">
             <w:r>
               <w:rPr>
                 <w:rStyle w:val="Hyperlink"/>
@@ -522,7 +522,7 @@
                 <w:noProof/>
                 <w:webHidden/>
               </w:rPr>
-              <w:instrText xml:space="preserve"> PAGEREF _Toc237256684 \h </w:instrText>
+              <w:instrText xml:space="preserve"> PAGEREF _Toc237519860 \h </w:instrText>
             </w:r>
             <w:r>
               <w:rPr>
@@ -569,7 +569,7 @@
               <w14:ligatures w14:val="standardContextual"/>
             </w:rPr>
           </w:pPr>
-          <w:hyperlink w:anchor="_Toc237256685" w:history="1">
+          <w:hyperlink w:anchor="_Toc237519861" w:history="1">
             <w:r>
               <w:rPr>
                 <w:rStyle w:val="Hyperlink"/>
@@ -596,7 +596,7 @@
                 <w:noProof/>
                 <w:webHidden/>
               </w:rPr>
-              <w:instrText xml:space="preserve"> PAGEREF _Toc237256685 \h </w:instrText>
+              <w:instrText xml:space="preserve"> PAGEREF _Toc237519861 \h </w:instrText>
             </w:r>
             <w:r>
               <w:rPr>
@@ -643,7 +643,7 @@
               <w14:ligatures w14:val="standardContextual"/>
             </w:rPr>
           </w:pPr>
-          <w:hyperlink w:anchor="_Toc237256686" w:history="1">
+          <w:hyperlink w:anchor="_Toc237519862" w:history="1">
             <w:r>
               <w:rPr>
                 <w:rStyle w:val="Hyperlink"/>
@@ -670,7 +670,7 @@
                 <w:noProof/>
                 <w:webHidden/>
               </w:rPr>
-              <w:instrText xml:space="preserve"> PAGEREF _Toc237256686 \h </w:instrText>
+              <w:instrText xml:space="preserve"> PAGEREF _Toc237519862 \h </w:instrText>
             </w:r>
             <w:r>
               <w:rPr>
@@ -717,7 +717,7 @@
               <w14:ligatures w14:val="standardContextual"/>
             </w:rPr>
           </w:pPr>
-          <w:hyperlink w:anchor="_Toc237256687" w:history="1">
+          <w:hyperlink w:anchor="_Toc237519863" w:history="1">
             <w:r>
               <w:rPr>
                 <w:rStyle w:val="Hyperlink"/>
@@ -744,7 +744,7 @@
                 <w:noProof/>
                 <w:webHidden/>
               </w:rPr>
-              <w:instrText xml:space="preserve"> PAGEREF _Toc237256687 \h </w:instrText>
+              <w:instrText xml:space="preserve"> PAGEREF _Toc237519863 \h </w:instrText>
             </w:r>
             <w:r>
               <w:rPr>
@@ -791,7 +791,7 @@
               <w14:ligatures w14:val="standardContextual"/>
             </w:rPr>
           </w:pPr>
-          <w:hyperlink w:anchor="_Toc237256688" w:history="1">
+          <w:hyperlink w:anchor="_Toc237519864" w:history="1">
             <w:r>
               <w:rPr>
                 <w:rStyle w:val="Hyperlink"/>
@@ -818,7 +818,7 @@
                 <w:noProof/>
                 <w:webHidden/>
               </w:rPr>
-              <w:instrText xml:space="preserve"> PAGEREF _Toc237256688 \h </w:instrText>
+              <w:instrText xml:space="preserve"> PAGEREF _Toc237519864 \h </w:instrText>
             </w:r>
             <w:r>
               <w:rPr>
@@ -865,7 +865,7 @@
               <w14:ligatures w14:val="standardContextual"/>
             </w:rPr>
           </w:pPr>
-          <w:hyperlink w:anchor="_Toc237256689" w:history="1">
+          <w:hyperlink w:anchor="_Toc237519865" w:history="1">
             <w:r>
               <w:rPr>
                 <w:rStyle w:val="Hyperlink"/>
@@ -892,7 +892,7 @@
                 <w:noProof/>
                 <w:webHidden/>
               </w:rPr>
-              <w:instrText xml:space="preserve"> PAGEREF _Toc237256689 \h </w:instrText>
+              <w:instrText xml:space="preserve"> PAGEREF _Toc237519865 \h </w:instrText>
             </w:r>
             <w:r>
               <w:rPr>
@@ -939,7 +939,7 @@
               <w14:ligatures w14:val="standardContextual"/>
             </w:rPr>
           </w:pPr>
-          <w:hyperlink w:anchor="_Toc237256690" w:history="1">
+          <w:hyperlink w:anchor="_Toc237519866" w:history="1">
             <w:r>
               <w:rPr>
                 <w:rStyle w:val="Hyperlink"/>
@@ -966,7 +966,7 @@
                 <w:noProof/>
                 <w:webHidden/>
               </w:rPr>
-              <w:instrText xml:space="preserve"> PAGEREF _Toc237256690 \h </w:instrText>
+              <w:instrText xml:space="preserve"> PAGEREF _Toc237519866 \h </w:instrText>
             </w:r>
             <w:r>
               <w:rPr>
@@ -1013,7 +1013,7 @@
               <w14:ligatures w14:val="standardContextual"/>
             </w:rPr>
           </w:pPr>
-          <w:hyperlink w:anchor="_Toc237256691" w:history="1">
+          <w:hyperlink w:anchor="_Toc237519867" w:history="1">
             <w:r>
               <w:rPr>
                 <w:rStyle w:val="Hyperlink"/>
@@ -1040,7 +1040,7 @@
                 <w:noProof/>
                 <w:webHidden/>
               </w:rPr>
-              <w:instrText xml:space="preserve"> PAGEREF _Toc237256691 \h </w:instrText>
+              <w:instrText xml:space="preserve"> PAGEREF _Toc237519867 \h </w:instrText>
             </w:r>
             <w:r>
               <w:rPr>
@@ -1087,7 +1087,7 @@
               <w14:ligatures w14:val="standardContextual"/>
             </w:rPr>
           </w:pPr>
-          <w:hyperlink w:anchor="_Toc237256692" w:history="1">
+          <w:hyperlink w:anchor="_Toc237519868" w:history="1">
             <w:r>
               <w:rPr>
                 <w:rStyle w:val="Hyperlink"/>
@@ -1114,7 +1114,7 @@
                 <w:noProof/>
                 <w:webHidden/>
               </w:rPr>
-              <w:instrText xml:space="preserve"> PAGEREF _Toc237256692 \h </w:instrText>
+              <w:instrText xml:space="preserve"> PAGEREF _Toc237519868 \h </w:instrText>
             </w:r>
             <w:r>
               <w:rPr>
@@ -1161,7 +1161,7 @@
               <w14:ligatures w14:val="standardContextual"/>
             </w:rPr>
           </w:pPr>
-          <w:hyperlink w:anchor="_Toc237256693" w:history="1">
+          <w:hyperlink w:anchor="_Toc237519869" w:history="1">
             <w:r>
               <w:rPr>
                 <w:rStyle w:val="Hyperlink"/>
@@ -1188,7 +1188,7 @@
                 <w:noProof/>
                 <w:webHidden/>
               </w:rPr>
-              <w:instrText xml:space="preserve"> PAGEREF _Toc237256693 \h </w:instrText>
+              <w:instrText xml:space="preserve"> PAGEREF _Toc237519869 \h </w:instrText>
             </w:r>
             <w:r>
               <w:rPr>
@@ -1235,7 +1235,7 @@
               <w14:ligatures w14:val="standardContextual"/>
             </w:rPr>
           </w:pPr>
-          <w:hyperlink w:anchor="_Toc237256694" w:history="1">
+          <w:hyperlink w:anchor="_Toc237519870" w:history="1">
             <w:r>
               <w:rPr>
                 <w:rStyle w:val="Hyperlink"/>
@@ -1262,7 +1262,7 @@
                 <w:noProof/>
                 <w:webHidden/>
               </w:rPr>
-              <w:instrText xml:space="preserve"> PAGEREF _Toc237256694 \h </w:instrText>
+              <w:instrText xml:space="preserve"> PAGEREF _Toc237519870 \h </w:instrText>
             </w:r>
             <w:r>
               <w:rPr>
@@ -1309,7 +1309,7 @@
               <w14:ligatures w14:val="standardContextual"/>
             </w:rPr>
           </w:pPr>
-          <w:hyperlink w:anchor="_Toc237256695" w:history="1">
+          <w:hyperlink w:anchor="_Toc237519871" w:history="1">
             <w:r>
               <w:rPr>
                 <w:rStyle w:val="Hyperlink"/>
@@ -1336,7 +1336,7 @@
                 <w:noProof/>
                 <w:webHidden/>
               </w:rPr>
-              <w:instrText xml:space="preserve"> PAGEREF _Toc237256695 \h </w:instrText>
+              <w:instrText xml:space="preserve"> PAGEREF _Toc237519871 \h </w:instrText>
             </w:r>
             <w:r>
               <w:rPr>
@@ -1383,7 +1383,7 @@
               <w14:ligatures w14:val="standardContextual"/>
             </w:rPr>
           </w:pPr>
-          <w:hyperlink w:anchor="_Toc237256696" w:history="1">
+          <w:hyperlink w:anchor="_Toc237519872" w:history="1">
             <w:r>
               <w:rPr>
                 <w:rStyle w:val="Hyperlink"/>
@@ -1410,7 +1410,7 @@
                 <w:noProof/>
                 <w:webHidden/>
               </w:rPr>
-              <w:instrText xml:space="preserve"> PAGEREF _Toc237256696 \h </w:instrText>
+              <w:instrText xml:space="preserve"> PAGEREF _Toc237519872 \h </w:instrText>
             </w:r>
             <w:r>
               <w:rPr>
@@ -1453,7 +1453,7 @@
         <w:pStyle w:val="Heading1"/>
       </w:pPr>
       <w:bookmarkStart w:id="0" w:name="Xec47d55fc01d46dae45d21e0d0508f219e0838b"/>
-      <w:bookmarkStart w:id="1" w:name="_Toc237256678"/>
+      <w:bookmarkStart w:id="1" w:name="_Toc237519854"/>
       <w:r>
         <w:t>Design Document — Datastore Capacity Reporting</w:t>
       </w:r>
@@ -1515,7 +1515,7 @@
     </w:p>
     <w:p>
       <w:r>
-        <w:pict w14:anchorId="2544A666">
+        <w:pict w14:anchorId="723098A2">
           <v:rect id="_x0000_i1025" style="width:0;height:1.5pt" o:hralign="center" o:hrstd="t" o:hr="t"/>
         </w:pict>
       </w:r>
@@ -1525,7 +1525,7 @@
         <w:pStyle w:val="Heading2"/>
       </w:pPr>
       <w:bookmarkStart w:id="2" w:name="X7a8237e7d315e89f38a741ffdb86653a37c1ad7"/>
-      <w:bookmarkStart w:id="3" w:name="_Toc237256679"/>
+      <w:bookmarkStart w:id="3" w:name="_Toc237519855"/>
       <w:r>
         <w:t>1. Architecture overview</w:t>
       </w:r>
@@ -1765,7 +1765,7 @@
     </w:p>
     <w:p>
       <w:r>
-        <w:pict w14:anchorId="55B070AB">
+        <w:pict w14:anchorId="4D5C6C19">
           <v:rect id="_x0000_i1026" style="width:0;height:1.5pt" o:hralign="center" o:hrstd="t" o:hr="t"/>
         </w:pict>
       </w:r>
@@ -1775,7 +1775,7 @@
         <w:pStyle w:val="Heading2"/>
       </w:pPr>
       <w:bookmarkStart w:id="4" w:name="X8ebf4272557d59cc9e0a94e798e506dc17cc399"/>
-      <w:bookmarkStart w:id="5" w:name="_Toc237256680"/>
+      <w:bookmarkStart w:id="5" w:name="_Toc237519856"/>
       <w:bookmarkEnd w:id="2"/>
       <w:r>
         <w:t>2. Components</w:t>
@@ -2101,7 +2101,7 @@
         <w:pStyle w:val="Heading3"/>
       </w:pPr>
       <w:bookmarkStart w:id="6" w:name="Xb0bba892aea710db1ab34a54de46d405535000b"/>
-      <w:bookmarkStart w:id="7" w:name="_Toc237256681"/>
+      <w:bookmarkStart w:id="7" w:name="_Toc237519857"/>
       <w:r>
         <w:t>2.1 Why banding lives in ST-03 and not in the renderer</w:t>
       </w:r>
@@ -2143,7 +2143,7 @@
         <w:pStyle w:val="Heading3"/>
       </w:pPr>
       <w:bookmarkStart w:id="8" w:name="X1cd00ded2ccd2c2a87508fd0845e59a7d2dbe93"/>
-      <w:bookmarkStart w:id="9" w:name="_Toc237256682"/>
+      <w:bookmarkStart w:id="9" w:name="_Toc237519858"/>
       <w:bookmarkEnd w:id="6"/>
       <w:r>
         <w:t>2.2 Why collection is per-vCenter rather than estate-wide</w:t>
@@ -2187,7 +2187,7 @@
     </w:p>
     <w:p>
       <w:r>
-        <w:pict w14:anchorId="6CDF3340">
+        <w:pict w14:anchorId="6DABCEA0">
           <v:rect id="_x0000_i1027" style="width:0;height:1.5pt" o:hralign="center" o:hrstd="t" o:hr="t"/>
         </w:pict>
       </w:r>
@@ -2197,7 +2197,7 @@
         <w:pStyle w:val="Heading2"/>
       </w:pPr>
       <w:bookmarkStart w:id="10" w:name="Xbcd46393bbd64a81f585476d191ec052d31ba9f"/>
-      <w:bookmarkStart w:id="11" w:name="_Toc237256683"/>
+      <w:bookmarkStart w:id="11" w:name="_Toc237519859"/>
       <w:bookmarkEnd w:id="4"/>
       <w:bookmarkEnd w:id="8"/>
       <w:r>
@@ -2773,7 +2773,7 @@
         <w:pStyle w:val="Heading3"/>
       </w:pPr>
       <w:bookmarkStart w:id="12" w:name="Xcf26b0faaaeebc3cfa7fcfd1c4172914cd9d223"/>
-      <w:bookmarkStart w:id="13" w:name="_Toc237256684"/>
+      <w:bookmarkStart w:id="13" w:name="_Toc237519860"/>
       <w:r>
         <w:t>3.1 Banding</w:t>
       </w:r>
@@ -2884,7 +2884,7 @@
         <w:pStyle w:val="Heading3"/>
       </w:pPr>
       <w:bookmarkStart w:id="14" w:name="Xf35e569edc48f0e22221448c2c2ee3400afd15a"/>
-      <w:bookmarkStart w:id="15" w:name="_Toc237256685"/>
+      <w:bookmarkStart w:id="15" w:name="_Toc237519861"/>
       <w:bookmarkEnd w:id="12"/>
       <w:r>
         <w:t>3.2 Row identity</w:t>
@@ -2911,7 +2911,7 @@
         <w:pStyle w:val="Heading3"/>
       </w:pPr>
       <w:bookmarkStart w:id="16" w:name="Xa0d72dd5a3d623d7094b4ffbc2a272a5893416b"/>
-      <w:bookmarkStart w:id="17" w:name="_Toc237256686"/>
+      <w:bookmarkStart w:id="17" w:name="_Toc237519862"/>
       <w:bookmarkEnd w:id="14"/>
       <w:r>
         <w:t>3.3 Placement resolution (Datacenter / Datastore Cluster)</w:t>
@@ -2979,7 +2979,7 @@
     </w:p>
     <w:p>
       <w:r>
-        <w:pict w14:anchorId="49BE0401">
+        <w:pict w14:anchorId="7322BE44">
           <v:rect id="_x0000_i1028" style="width:0;height:1.5pt" o:hralign="center" o:hrstd="t" o:hr="t"/>
         </w:pict>
       </w:r>
@@ -2989,7 +2989,7 @@
         <w:pStyle w:val="Heading2"/>
       </w:pPr>
       <w:bookmarkStart w:id="18" w:name="X425c996d4da9791632f2bbe222159b83f302932"/>
-      <w:bookmarkStart w:id="19" w:name="_Toc237256687"/>
+      <w:bookmarkStart w:id="19" w:name="_Toc237519863"/>
       <w:bookmarkEnd w:id="10"/>
       <w:bookmarkEnd w:id="16"/>
       <w:r>
@@ -3253,7 +3253,7 @@
     </w:tbl>
     <w:p>
       <w:r>
-        <w:pict w14:anchorId="19AC679E">
+        <w:pict w14:anchorId="16EA3782">
           <v:rect id="_x0000_i1029" style="width:0;height:1.5pt" o:hralign="center" o:hrstd="t" o:hr="t"/>
         </w:pict>
       </w:r>
@@ -3263,7 +3263,7 @@
         <w:pStyle w:val="Heading2"/>
       </w:pPr>
       <w:bookmarkStart w:id="20" w:name="Xec086f1e0751612b2abebcaa831857c9b90f3ab"/>
-      <w:bookmarkStart w:id="21" w:name="_Toc237256688"/>
+      <w:bookmarkStart w:id="21" w:name="_Toc237519864"/>
       <w:bookmarkEnd w:id="18"/>
       <w:r>
         <w:t>5. Assumptions</w:t>
@@ -3396,7 +3396,7 @@
     </w:p>
     <w:p>
       <w:r>
-        <w:pict w14:anchorId="060FD64B">
+        <w:pict w14:anchorId="326032FF">
           <v:rect id="_x0000_i1030" style="width:0;height:1.5pt" o:hralign="center" o:hrstd="t" o:hr="t"/>
         </w:pict>
       </w:r>
@@ -3406,7 +3406,7 @@
         <w:pStyle w:val="Heading2"/>
       </w:pPr>
       <w:bookmarkStart w:id="22" w:name="Xf6280ac37a3f7e147cb310beee68ff012360f2d"/>
-      <w:bookmarkStart w:id="23" w:name="_Toc237256689"/>
+      <w:bookmarkStart w:id="23" w:name="_Toc237519865"/>
       <w:bookmarkEnd w:id="20"/>
       <w:r>
         <w:t>6. Risks and mitigations</w:t>
@@ -3827,7 +3827,7 @@
     </w:tbl>
     <w:p>
       <w:r>
-        <w:pict w14:anchorId="289CB013">
+        <w:pict w14:anchorId="2F912007">
           <v:rect id="_x0000_i1031" style="width:0;height:1.5pt" o:hralign="center" o:hrstd="t" o:hr="t"/>
         </w:pict>
       </w:r>
@@ -3837,7 +3837,7 @@
         <w:pStyle w:val="Heading2"/>
       </w:pPr>
       <w:bookmarkStart w:id="24" w:name="Xdca9af58060d81fafc80bb593b1935ca418c775"/>
-      <w:bookmarkStart w:id="25" w:name="_Toc237256690"/>
+      <w:bookmarkStart w:id="25" w:name="_Toc237519866"/>
       <w:bookmarkEnd w:id="22"/>
       <w:r>
         <w:t>7. Security considerations</w:t>
@@ -3996,7 +3996,7 @@
     </w:p>
     <w:p>
       <w:r>
-        <w:pict w14:anchorId="1E1B7E8E">
+        <w:pict w14:anchorId="6D8679A4">
           <v:rect id="_x0000_i1032" style="width:0;height:1.5pt" o:hralign="center" o:hrstd="t" o:hr="t"/>
         </w:pict>
       </w:r>
@@ -4006,7 +4006,7 @@
         <w:pStyle w:val="Heading2"/>
       </w:pPr>
       <w:bookmarkStart w:id="26" w:name="X5f4e2eaba68a4527617cffad30cc205e489b760"/>
-      <w:bookmarkStart w:id="27" w:name="_Toc237256691"/>
+      <w:bookmarkStart w:id="27" w:name="_Toc237519867"/>
       <w:bookmarkEnd w:id="24"/>
       <w:r>
         <w:t>8. Operational considerations</w:t>
@@ -4018,7 +4018,7 @@
         <w:pStyle w:val="Heading3"/>
       </w:pPr>
       <w:bookmarkStart w:id="28" w:name="outcome-classification"/>
-      <w:bookmarkStart w:id="29" w:name="_Toc237256692"/>
+      <w:bookmarkStart w:id="29" w:name="_Toc237519868"/>
       <w:r>
         <w:t>Outcome classification</w:t>
       </w:r>
@@ -4287,7 +4287,7 @@
         <w:pStyle w:val="Heading3"/>
       </w:pPr>
       <w:bookmarkStart w:id="30" w:name="logging"/>
-      <w:bookmarkStart w:id="31" w:name="_Toc237256693"/>
+      <w:bookmarkStart w:id="31" w:name="_Toc237519869"/>
       <w:bookmarkEnd w:id="28"/>
       <w:r>
         <w:t>Logging</w:t>
@@ -4391,7 +4391,7 @@
         <w:pStyle w:val="Heading3"/>
       </w:pPr>
       <w:bookmarkStart w:id="32" w:name="failure-handling"/>
-      <w:bookmarkStart w:id="33" w:name="_Toc237256694"/>
+      <w:bookmarkStart w:id="33" w:name="_Toc237519870"/>
       <w:bookmarkEnd w:id="30"/>
       <w:r>
         <w:t>Failure handling</w:t>
@@ -4460,7 +4460,7 @@
         <w:pStyle w:val="Heading3"/>
       </w:pPr>
       <w:bookmarkStart w:id="34" w:name="concurrency"/>
-      <w:bookmarkStart w:id="35" w:name="_Toc237256695"/>
+      <w:bookmarkStart w:id="35" w:name="_Toc237519871"/>
       <w:bookmarkEnd w:id="32"/>
       <w:r>
         <w:t>Concurrency</w:t>
@@ -4480,7 +4480,7 @@
         <w:pStyle w:val="Heading3"/>
       </w:pPr>
       <w:bookmarkStart w:id="36" w:name="scheduling"/>
-      <w:bookmarkStart w:id="37" w:name="_Toc237256696"/>
+      <w:bookmarkStart w:id="37" w:name="_Toc237519872"/>
       <w:bookmarkEnd w:id="34"/>
       <w:r>
         <w:t>Scheduling</w:t>
@@ -4525,7 +4525,7 @@
   <w:abstractNum w:abstractNumId="0" w15:restartNumberingAfterBreak="0">
     <w:nsid w:val="0000A990"/>
     <w:multiLevelType w:val="multilevel"/>
-    <w:tmpl w:val="F6AA9644"/>
+    <w:tmpl w:val="43D8377A"/>
     <w:lvl w:ilvl="0">
       <w:numFmt w:val="bullet"/>
       <w:lvlText w:val=" "/>
@@ -4602,7 +4602,7 @@
   <w:abstractNum w:abstractNumId="1" w15:restartNumberingAfterBreak="0">
     <w:nsid w:val="0000A991"/>
     <w:multiLevelType w:val="multilevel"/>
-    <w:tmpl w:val="676AB2DA"/>
+    <w:tmpl w:val="D4BA8094"/>
     <w:lvl w:ilvl="0">
       <w:numFmt w:val="bullet"/>
       <w:lvlText w:val=""/>
@@ -4706,7 +4706,7 @@
   <w:abstractNum w:abstractNumId="2" w15:restartNumberingAfterBreak="0">
     <w:nsid w:val="00A99411"/>
     <w:multiLevelType w:val="multilevel"/>
-    <w:tmpl w:val="062E594E"/>
+    <w:tmpl w:val="CF3CAAF8"/>
     <w:lvl w:ilvl="0">
       <w:start w:val="1"/>
       <w:numFmt w:val="decimal"/>
@@ -4789,10 +4789,10 @@
       </w:pPr>
     </w:lvl>
   </w:abstractNum>
-  <w:num w:numId="1" w16cid:durableId="16010957">
+  <w:num w:numId="1" w16cid:durableId="306667988">
     <w:abstractNumId w:val="0"/>
   </w:num>
-  <w:num w:numId="2" w16cid:durableId="116337909">
+  <w:num w:numId="2" w16cid:durableId="1022165390">
     <w:abstractNumId w:val="2"/>
     <w:lvlOverride w:ilvl="0">
       <w:startOverride w:val="1"/>
@@ -4822,10 +4822,10 @@
       <w:startOverride w:val="1"/>
     </w:lvlOverride>
   </w:num>
-  <w:num w:numId="3" w16cid:durableId="1307006704">
+  <w:num w:numId="3" w16cid:durableId="602424311">
     <w:abstractNumId w:val="1"/>
   </w:num>
-  <w:num w:numId="4" w16cid:durableId="2082293961">
+  <w:num w:numId="4" w16cid:durableId="318922340">
     <w:abstractNumId w:val="1"/>
   </w:num>
 </w:numbering>
@@ -6090,7 +6090,7 @@
     <w:next w:val="Normal"/>
     <w:autoRedefine/>
     <w:uiPriority w:val="39"/>
-    <w:rsid w:val="006D66F0"/>
+    <w:rsid w:val="001B0AAE"/>
     <w:pPr>
       <w:spacing w:after="100"/>
     </w:pPr>
@@ -6101,7 +6101,7 @@
     <w:next w:val="Normal"/>
     <w:autoRedefine/>
     <w:uiPriority w:val="39"/>
-    <w:rsid w:val="006D66F0"/>
+    <w:rsid w:val="001B0AAE"/>
     <w:pPr>
       <w:spacing w:after="100"/>
       <w:ind w:left="220"/>
@@ -6113,7 +6113,7 @@
     <w:next w:val="Normal"/>
     <w:autoRedefine/>
     <w:uiPriority w:val="39"/>
-    <w:rsid w:val="006D66F0"/>
+    <w:rsid w:val="001B0AAE"/>
     <w:pPr>
       <w:spacing w:after="100"/>
       <w:ind w:left="440"/>
